--- a/tillsyn/A 39697-2025 tillsynsbegäran.docx
+++ b/tillsyn/A 39697-2025 tillsynsbegäran.docx
@@ -2271,7 +2271,7 @@
     <w:r>
       <w:tab/>
       <w:tab/>
-      <w:t>2026-09-14</w:t>
+      <w:t>2026-09-15</w:t>
       <w:br/>
       <w:br/>
     </w:r>

--- a/tillsyn/A 39697-2025 tillsynsbegäran.docx
+++ b/tillsyn/A 39697-2025 tillsynsbegäran.docx
@@ -2271,7 +2271,7 @@
     <w:r>
       <w:tab/>
       <w:tab/>
-      <w:t>2026-09-15</w:t>
+      <w:t>2026-09-16</w:t>
       <w:br/>
       <w:br/>
     </w:r>

--- a/tillsyn/A 39697-2025 tillsynsbegäran.docx
+++ b/tillsyn/A 39697-2025 tillsynsbegäran.docx
@@ -2271,7 +2271,7 @@
     <w:r>
       <w:tab/>
       <w:tab/>
-      <w:t>2026-09-16</w:t>
+      <w:t>2026-09-17</w:t>
       <w:br/>
       <w:br/>
     </w:r>

--- a/tillsyn/A 39697-2025 tillsynsbegäran.docx
+++ b/tillsyn/A 39697-2025 tillsynsbegäran.docx
@@ -2271,7 +2271,7 @@
     <w:r>
       <w:tab/>
       <w:tab/>
-      <w:t>2026-09-17</w:t>
+      <w:t>2026-09-18</w:t>
       <w:br/>
       <w:br/>
     </w:r>

--- a/tillsyn/A 39697-2025 tillsynsbegäran.docx
+++ b/tillsyn/A 39697-2025 tillsynsbegäran.docx
@@ -2271,7 +2271,7 @@
     <w:r>
       <w:tab/>
       <w:tab/>
-      <w:t>2026-09-18</w:t>
+      <w:t>2026-09-19</w:t>
       <w:br/>
       <w:br/>
     </w:r>

--- a/tillsyn/A 39697-2025 tillsynsbegäran.docx
+++ b/tillsyn/A 39697-2025 tillsynsbegäran.docx
@@ -2271,7 +2271,7 @@
     <w:r>
       <w:tab/>
       <w:tab/>
-      <w:t>2026-09-19</w:t>
+      <w:t>2026-09-21</w:t>
       <w:br/>
       <w:br/>
     </w:r>

--- a/tillsyn/A 39697-2025 tillsynsbegäran.docx
+++ b/tillsyn/A 39697-2025 tillsynsbegäran.docx
@@ -2271,7 +2271,7 @@
     <w:r>
       <w:tab/>
       <w:tab/>
-      <w:t>2026-09-21</w:t>
+      <w:t>2026-09-23</w:t>
       <w:br/>
       <w:br/>
     </w:r>

--- a/tillsyn/A 39697-2025 tillsynsbegäran.docx
+++ b/tillsyn/A 39697-2025 tillsynsbegäran.docx
@@ -2271,7 +2271,7 @@
     <w:r>
       <w:tab/>
       <w:tab/>
-      <w:t>2026-09-23</w:t>
+      <w:t>2026-09-24</w:t>
       <w:br/>
       <w:br/>
     </w:r>

--- a/tillsyn/A 39697-2025 tillsynsbegäran.docx
+++ b/tillsyn/A 39697-2025 tillsynsbegäran.docx
@@ -2271,7 +2271,7 @@
     <w:r>
       <w:tab/>
       <w:tab/>
-      <w:t>2026-09-24</w:t>
+      <w:t>2026-09-25</w:t>
       <w:br/>
       <w:br/>
     </w:r>

--- a/tillsyn/A 39697-2025 tillsynsbegäran.docx
+++ b/tillsyn/A 39697-2025 tillsynsbegäran.docx
@@ -2271,7 +2271,7 @@
     <w:r>
       <w:tab/>
       <w:tab/>
-      <w:t>2026-09-25</w:t>
+      <w:t>2026-09-26</w:t>
       <w:br/>
       <w:br/>
     </w:r>

--- a/tillsyn/A 39697-2025 tillsynsbegäran.docx
+++ b/tillsyn/A 39697-2025 tillsynsbegäran.docx
@@ -2271,7 +2271,7 @@
     <w:r>
       <w:tab/>
       <w:tab/>
-      <w:t>2026-09-26</w:t>
+      <w:t>2026-09-27</w:t>
       <w:br/>
       <w:br/>
     </w:r>

--- a/tillsyn/A 39697-2025 tillsynsbegäran.docx
+++ b/tillsyn/A 39697-2025 tillsynsbegäran.docx
@@ -2271,7 +2271,7 @@
     <w:r>
       <w:tab/>
       <w:tab/>
-      <w:t>2026-09-27</w:t>
+      <w:t>2026-09-28</w:t>
       <w:br/>
       <w:br/>
     </w:r>

--- a/tillsyn/A 39697-2025 tillsynsbegäran.docx
+++ b/tillsyn/A 39697-2025 tillsynsbegäran.docx
@@ -2271,7 +2271,7 @@
     <w:r>
       <w:tab/>
       <w:tab/>
-      <w:t>2026-09-28</w:t>
+      <w:t>2026-09-29</w:t>
       <w:br/>
       <w:br/>
     </w:r>

--- a/tillsyn/A 39697-2025 tillsynsbegäran.docx
+++ b/tillsyn/A 39697-2025 tillsynsbegäran.docx
@@ -2271,7 +2271,7 @@
     <w:r>
       <w:tab/>
       <w:tab/>
-      <w:t>2026-09-29</w:t>
+      <w:t>2026-09-30</w:t>
       <w:br/>
       <w:br/>
     </w:r>

--- a/tillsyn/A 39697-2025 tillsynsbegäran.docx
+++ b/tillsyn/A 39697-2025 tillsynsbegäran.docx
@@ -2271,7 +2271,7 @@
     <w:r>
       <w:tab/>
       <w:tab/>
-      <w:t>2026-09-30</w:t>
+      <w:t>2026-10-01</w:t>
       <w:br/>
       <w:br/>
     </w:r>

--- a/tillsyn/A 39697-2025 tillsynsbegäran.docx
+++ b/tillsyn/A 39697-2025 tillsynsbegäran.docx
@@ -2271,7 +2271,7 @@
     <w:r>
       <w:tab/>
       <w:tab/>
-      <w:t>2026-10-01</w:t>
+      <w:t>2026-10-02</w:t>
       <w:br/>
       <w:br/>
     </w:r>

--- a/tillsyn/A 39697-2025 tillsynsbegäran.docx
+++ b/tillsyn/A 39697-2025 tillsynsbegäran.docx
@@ -2271,7 +2271,7 @@
     <w:r>
       <w:tab/>
       <w:tab/>
-      <w:t>2026-10-02</w:t>
+      <w:t>2026-10-03</w:t>
       <w:br/>
       <w:br/>
     </w:r>

--- a/tillsyn/A 39697-2025 tillsynsbegäran.docx
+++ b/tillsyn/A 39697-2025 tillsynsbegäran.docx
@@ -2271,7 +2271,7 @@
     <w:r>
       <w:tab/>
       <w:tab/>
-      <w:t>2026-10-03</w:t>
+      <w:t>2026-10-04</w:t>
       <w:br/>
       <w:br/>
     </w:r>

--- a/tillsyn/A 39697-2025 tillsynsbegäran.docx
+++ b/tillsyn/A 39697-2025 tillsynsbegäran.docx
@@ -2271,7 +2271,7 @@
     <w:r>
       <w:tab/>
       <w:tab/>
-      <w:t>2026-10-04</w:t>
+      <w:t>2026-10-05</w:t>
       <w:br/>
       <w:br/>
     </w:r>

--- a/tillsyn/A 39697-2025 tillsynsbegäran.docx
+++ b/tillsyn/A 39697-2025 tillsynsbegäran.docx
@@ -22,7 +22,7 @@
       <w:r>
         <w:drawing>
           <wp:inline xmlns:a="http://schemas.openxmlformats.org/drawingml/2006/main" xmlns:pic="http://schemas.openxmlformats.org/drawingml/2006/picture">
-            <wp:extent cx="5486400" cy="4824849"/>
+            <wp:extent cx="5486400" cy="3906679"/>
             <wp:docPr id="1" name="Picture 1"/>
             <wp:cNvGraphicFramePr>
               <a:graphicFrameLocks noChangeAspect="1"/>
@@ -43,7 +43,7 @@
                   <pic:spPr>
                     <a:xfrm>
                       <a:off x="0" y="0"/>
-                      <a:ext cx="5486400" cy="4824849"/>
+                      <a:ext cx="5486400" cy="3906679"/>
                     </a:xfrm>
                     <a:prstGeom prst="rect"/>
                   </pic:spPr>
@@ -65,7 +65,7 @@
     </w:p>
     <w:p>
       <w:r>
-        <w:t>I och inom 25 meter från avverkningsanmälan finns fynd av 44 naturvårdsarter, varav 16 är rödlistade, 28 är fridlysta, 13 är typiska (T) och 7 är signalarter (S): grönfink (VU, §4), knärot (VU, T, §8), bivråk (NT, §4), brunlångöra (NT, §4a), dropptaggsvamp (NT, T), fjällig taggsvamp s.str. (NT), järnsparv (NT, §4), motaggsvamp (NT, T), nordfladdermus (NT, §4a), skarp dropptaggsvamp (NT), skogshare (NT), sotvaxskivling (NT), sparvuggla (NT, §4), stornopping (NT), talltita (NT, §4), älg (NT), blodvaxing (S), gulgrön kantmusseron (S), honungsvaxing (S), luktvaxing (S), mindre märgborre (S, T), smal svampklubba (S), vedticka (S, T), gråspett (T, §4), järpe (T, §4), liljekonvalj (T), mattlummer (T, §9), nattskärra (T, §4), spillkråka (T, §4), tjäder (T, §4), tofsmes (T, §4), dvärgpipistrell (§4a), gröngöling (§4), kungsfågel (§4), orre (§4), slaguggla (§4), större brunfladdermus (§4a), sångsvan (§4), trana (§4), trollpipistrell (§4a), vattenfladdermus (§4a), vanlig groda (§6), fläcknycklar (§8) och revlummer (§9). Se Figur 1.</w:t>
+        <w:t>I och inom 25 meter från avverkningsanmälan finns fynd av 45 naturvårdsarter, varav 17 är rödlistade, 29 är fridlysta, 13 är typiska (T) och 7 är signalarter (S): grönfink (VU, §4), knärot (VU, T, §8), bivråk (NT, §4), brunlångöra (NT, §4a), dropptaggsvamp (NT, T), fjällig taggsvamp s.str. (NT), järnsparv (NT, §4), motaggsvamp (NT, T), nordfladdermus (NT, §4a), rödvingetrast (NT, §4), skarp dropptaggsvamp (NT), skogshare (NT), sotvaxskivling (NT), sparvuggla (NT, §4), stornopping (NT), talltita (NT, §4), älg (NT), blodvaxing (S), gulgrön kantmusseron (S), honungsvaxing (S), luktvaxing (S), mindre märgborre (S, T), smal svampklubba (S), vedticka (S, T), gråspett (T, §4), järpe (T, §4), liljekonvalj (T), mattlummer (T, §9), nattskärra (T, §4), spillkråka (T, §4), tjäder (T, §4), tofsmes (T, §4), dvärgpipistrell (§4a), gröngöling (§4), kungsfågel (§4), orre (§4), slaguggla (§4), större brunfladdermus (§4a), sångsvan (§4), trana (§4), trollpipistrell (§4a), vattenfladdermus (§4a), vanlig groda (§6), fläcknycklar (§8) och revlummer (§9). Se Figur 1.</w:t>
       </w:r>
     </w:p>
     <w:p>
@@ -2271,7 +2271,7 @@
     <w:r>
       <w:tab/>
       <w:tab/>
-      <w:t>2026-10-05</w:t>
+      <w:t>2026-10-06</w:t>
       <w:br/>
       <w:br/>
     </w:r>

--- a/tillsyn/A 39697-2025 tillsynsbegäran.docx
+++ b/tillsyn/A 39697-2025 tillsynsbegäran.docx
@@ -2271,7 +2271,7 @@
     <w:r>
       <w:tab/>
       <w:tab/>
-      <w:t>2026-10-06</w:t>
+      <w:t>2026-10-07</w:t>
       <w:br/>
       <w:br/>
     </w:r>

--- a/tillsyn/A 39697-2025 tillsynsbegäran.docx
+++ b/tillsyn/A 39697-2025 tillsynsbegäran.docx
@@ -2271,7 +2271,7 @@
     <w:r>
       <w:tab/>
       <w:tab/>
-      <w:t>2026-10-07</w:t>
+      <w:t>2026-10-08</w:t>
       <w:br/>
       <w:br/>
     </w:r>

--- a/tillsyn/A 39697-2025 tillsynsbegäran.docx
+++ b/tillsyn/A 39697-2025 tillsynsbegäran.docx
@@ -2271,7 +2271,7 @@
     <w:r>
       <w:tab/>
       <w:tab/>
-      <w:t>2026-10-08</w:t>
+      <w:t>2026-10-09</w:t>
       <w:br/>
       <w:br/>
     </w:r>

--- a/tillsyn/A 39697-2025 tillsynsbegäran.docx
+++ b/tillsyn/A 39697-2025 tillsynsbegäran.docx
@@ -2271,7 +2271,7 @@
     <w:r>
       <w:tab/>
       <w:tab/>
-      <w:t>2026-10-09</w:t>
+      <w:t>2026-10-10</w:t>
       <w:br/>
       <w:br/>
     </w:r>

--- a/tillsyn/A 39697-2025 tillsynsbegäran.docx
+++ b/tillsyn/A 39697-2025 tillsynsbegäran.docx
@@ -2271,7 +2271,7 @@
     <w:r>
       <w:tab/>
       <w:tab/>
-      <w:t>2026-10-10</w:t>
+      <w:t>2026-10-11</w:t>
       <w:br/>
       <w:br/>
     </w:r>

--- a/tillsyn/A 39697-2025 tillsynsbegäran.docx
+++ b/tillsyn/A 39697-2025 tillsynsbegäran.docx
@@ -2271,7 +2271,7 @@
     <w:r>
       <w:tab/>
       <w:tab/>
-      <w:t>2026-10-11</w:t>
+      <w:t>2026-10-12</w:t>
       <w:br/>
       <w:br/>
     </w:r>

--- a/tillsyn/A 39697-2025 tillsynsbegäran.docx
+++ b/tillsyn/A 39697-2025 tillsynsbegäran.docx
@@ -2271,7 +2271,7 @@
     <w:r>
       <w:tab/>
       <w:tab/>
-      <w:t>2026-10-12</w:t>
+      <w:t>2026-10-13</w:t>
       <w:br/>
       <w:br/>
     </w:r>

--- a/tillsyn/A 39697-2025 tillsynsbegäran.docx
+++ b/tillsyn/A 39697-2025 tillsynsbegäran.docx
@@ -2271,7 +2271,7 @@
     <w:r>
       <w:tab/>
       <w:tab/>
-      <w:t>2026-10-13</w:t>
+      <w:t>2026-10-14</w:t>
       <w:br/>
       <w:br/>
     </w:r>

--- a/tillsyn/A 39697-2025 tillsynsbegäran.docx
+++ b/tillsyn/A 39697-2025 tillsynsbegäran.docx
@@ -2271,7 +2271,7 @@
     <w:r>
       <w:tab/>
       <w:tab/>
-      <w:t>2026-10-14</w:t>
+      <w:t>2026-10-15</w:t>
       <w:br/>
       <w:br/>
     </w:r>

--- a/tillsyn/A 39697-2025 tillsynsbegäran.docx
+++ b/tillsyn/A 39697-2025 tillsynsbegäran.docx
@@ -2271,7 +2271,7 @@
     <w:r>
       <w:tab/>
       <w:tab/>
-      <w:t>2026-10-15</w:t>
+      <w:t>2026-10-16</w:t>
       <w:br/>
       <w:br/>
     </w:r>

--- a/tillsyn/A 39697-2025 tillsynsbegäran.docx
+++ b/tillsyn/A 39697-2025 tillsynsbegäran.docx
@@ -2271,7 +2271,7 @@
     <w:r>
       <w:tab/>
       <w:tab/>
-      <w:t>2026-10-16</w:t>
+      <w:t>2026-10-17</w:t>
       <w:br/>
       <w:br/>
     </w:r>

--- a/tillsyn/A 39697-2025 tillsynsbegäran.docx
+++ b/tillsyn/A 39697-2025 tillsynsbegäran.docx
@@ -22,7 +22,7 @@
       <w:r>
         <w:drawing>
           <wp:inline xmlns:a="http://schemas.openxmlformats.org/drawingml/2006/main" xmlns:pic="http://schemas.openxmlformats.org/drawingml/2006/picture">
-            <wp:extent cx="5486400" cy="3906679"/>
+            <wp:extent cx="5486400" cy="3918668"/>
             <wp:docPr id="1" name="Picture 1"/>
             <wp:cNvGraphicFramePr>
               <a:graphicFrameLocks noChangeAspect="1"/>
@@ -43,7 +43,7 @@
                   <pic:spPr>
                     <a:xfrm>
                       <a:off x="0" y="0"/>
-                      <a:ext cx="5486400" cy="3906679"/>
+                      <a:ext cx="5486400" cy="3918668"/>
                     </a:xfrm>
                     <a:prstGeom prst="rect"/>
                   </pic:spPr>
@@ -65,7 +65,7 @@
     </w:p>
     <w:p>
       <w:r>
-        <w:t>I och inom 25 meter från avverkningsanmälan finns fynd av 45 naturvårdsarter, varav 17 är rödlistade, 29 är fridlysta, 13 är typiska (T) och 7 är signalarter (S): grönfink (VU, §4), knärot (VU, T, §8), bivråk (NT, §4), brunlångöra (NT, §4a), dropptaggsvamp (NT, T), fjällig taggsvamp s.str. (NT), järnsparv (NT, §4), motaggsvamp (NT, T), nordfladdermus (NT, §4a), rödvingetrast (NT, §4), skarp dropptaggsvamp (NT), skogshare (NT), sotvaxskivling (NT), sparvuggla (NT, §4), stornopping (NT), talltita (NT, §4), älg (NT), blodvaxing (S), gulgrön kantmusseron (S), honungsvaxing (S), luktvaxing (S), mindre märgborre (S, T), smal svampklubba (S), vedticka (S, T), gråspett (T, §4), järpe (T, §4), liljekonvalj (T), mattlummer (T, §9), nattskärra (T, §4), spillkråka (T, §4), tjäder (T, §4), tofsmes (T, §4), dvärgpipistrell (§4a), gröngöling (§4), kungsfågel (§4), orre (§4), slaguggla (§4), större brunfladdermus (§4a), sångsvan (§4), trana (§4), trollpipistrell (§4a), vattenfladdermus (§4a), vanlig groda (§6), fläcknycklar (§8) och revlummer (§9). Se Figur 1.</w:t>
+        <w:t>I och inom 25 meter från avverkningsanmälan finns fynd av 46 naturvårdsarter, varav 17 är rödlistade, 29 är fridlysta, 14 är typiska (T) och 7 är signalarter (S): grönfink (VU, §4), knärot (VU, T, §8), bivråk (NT, §4), brunlångöra (NT, §4a), dropptaggsvamp (NT, T), fjällig taggsvamp s.str. (NT), järnsparv (NT, §4), motaggsvamp (NT, T), nordfladdermus (NT, §4a), rödvingetrast (NT, §4), skarp dropptaggsvamp (NT), skogshare (NT), sotvaxskivling (NT), sparvuggla (NT, §4), stornopping (NT), talltita (NT, §4), älg (NT), blodvaxing (S), gulgrön kantmusseron (S), honungsvaxing (S), luktvaxing (S), mindre märgborre (S, T), smal svampklubba (S), vedticka (S, T), gråspett (T, §4), järpe (T, §4), liljekonvalj (T), mattlummer (T, §9), nattskärra (T, §4), spillkråka (T, §4), sälg (T), tjäder (T, §4), tofsmes (T, §4), dvärgpipistrell (§4a), gröngöling (§4), kungsfågel (§4), orre (§4), slaguggla (§4), större brunfladdermus (§4a), sångsvan (§4), trana (§4), trollpipistrell (§4a), vattenfladdermus (§4a), vanlig groda (§6), fläcknycklar (§8) och revlummer (§9). Se Figur 1.</w:t>
       </w:r>
     </w:p>
     <w:p>
@@ -571,6 +571,26 @@
         <w:rPr>
           <w:b/>
         </w:rPr>
+        <w:t xml:space="preserve">Sälg </w:t>
+      </w:r>
+      <w:r>
+        <w:t xml:space="preserve">är typisk art för </w:t>
+      </w:r>
+      <w:r>
+        <w:rPr>
+          <w:i/>
+        </w:rPr>
+        <w:t xml:space="preserve">9040 Fjällbjörkskog </w:t>
+      </w:r>
+      <w:r>
+        <w:t>(SLU Artdatabanken, 2025).</w:t>
+      </w:r>
+    </w:p>
+    <w:p>
+      <w:r>
+        <w:rPr>
+          <w:b/>
+        </w:rPr>
         <w:t>Tjäder (§4)</w:t>
       </w:r>
       <w:r>
@@ -725,7 +745,7 @@
     </w:p>
     <w:p>
       <w:r>
-        <w:t>Följande typiska arter har sina livsmiljöer och växtplatser i den avverkningsanmälda skogen: knärot (VU, T, §8), dropptaggsvamp (NT, T), motaggsvamp (NT, T), mindre märgborre (S, T), vedticka (S, T), gråspett (T, §4), järpe (T, §4), liljekonvalj (T), mattlummer (T, §9), nattskärra (T, §4), spillkråka (T, §4), tjäder (T, §4) och tofsmes (T, §4).</w:t>
+        <w:t>Följande typiska arter har sina livsmiljöer och växtplatser i den avverkningsanmälda skogen: knärot (VU, T, §8), dropptaggsvamp (NT, T), motaggsvamp (NT, T), mindre märgborre (S, T), vedticka (S, T), gråspett (T, §4), järpe (T, §4), liljekonvalj (T), mattlummer (T, §9), nattskärra (T, §4), spillkråka (T, §4), sälg (T), tjäder (T, §4) och tofsmes (T, §4).</w:t>
       </w:r>
     </w:p>
     <w:p>
@@ -2271,7 +2291,7 @@
     <w:r>
       <w:tab/>
       <w:tab/>
-      <w:t>2026-10-17</w:t>
+      <w:t>2026-10-18</w:t>
       <w:br/>
       <w:br/>
     </w:r>

--- a/tillsyn/A 39697-2025 tillsynsbegäran.docx
+++ b/tillsyn/A 39697-2025 tillsynsbegäran.docx
@@ -2291,7 +2291,7 @@
     <w:r>
       <w:tab/>
       <w:tab/>
-      <w:t>2026-10-18</w:t>
+      <w:t>2026-10-19</w:t>
       <w:br/>
       <w:br/>
     </w:r>

--- a/tillsyn/A 39697-2025 tillsynsbegäran.docx
+++ b/tillsyn/A 39697-2025 tillsynsbegäran.docx
@@ -2291,7 +2291,7 @@
     <w:r>
       <w:tab/>
       <w:tab/>
-      <w:t>2026-10-19</w:t>
+      <w:t>2026-10-20</w:t>
       <w:br/>
       <w:br/>
     </w:r>

--- a/tillsyn/A 39697-2025 tillsynsbegäran.docx
+++ b/tillsyn/A 39697-2025 tillsynsbegäran.docx
@@ -2291,7 +2291,7 @@
     <w:r>
       <w:tab/>
       <w:tab/>
-      <w:t>2026-10-20</w:t>
+      <w:t>2026-10-21</w:t>
       <w:br/>
       <w:br/>
     </w:r>

--- a/tillsyn/A 39697-2025 tillsynsbegäran.docx
+++ b/tillsyn/A 39697-2025 tillsynsbegäran.docx
@@ -2291,7 +2291,7 @@
     <w:r>
       <w:tab/>
       <w:tab/>
-      <w:t>2026-10-21</w:t>
+      <w:t>2026-10-22</w:t>
       <w:br/>
       <w:br/>
     </w:r>

--- a/tillsyn/A 39697-2025 tillsynsbegäran.docx
+++ b/tillsyn/A 39697-2025 tillsynsbegäran.docx
@@ -2291,7 +2291,7 @@
     <w:r>
       <w:tab/>
       <w:tab/>
-      <w:t>2026-10-22</w:t>
+      <w:t>2026-10-23</w:t>
       <w:br/>
       <w:br/>
     </w:r>

--- a/tillsyn/A 39697-2025 tillsynsbegäran.docx
+++ b/tillsyn/A 39697-2025 tillsynsbegäran.docx
@@ -2291,7 +2291,7 @@
     <w:r>
       <w:tab/>
       <w:tab/>
-      <w:t>2026-10-23</w:t>
+      <w:t>2026-10-24</w:t>
       <w:br/>
       <w:br/>
     </w:r>

--- a/tillsyn/A 39697-2025 tillsynsbegäran.docx
+++ b/tillsyn/A 39697-2025 tillsynsbegäran.docx
@@ -2291,7 +2291,7 @@
     <w:r>
       <w:tab/>
       <w:tab/>
-      <w:t>2026-10-24</w:t>
+      <w:t>2026-10-25</w:t>
       <w:br/>
       <w:br/>
     </w:r>

--- a/tillsyn/A 39697-2025 tillsynsbegäran.docx
+++ b/tillsyn/A 39697-2025 tillsynsbegäran.docx
@@ -2291,7 +2291,7 @@
     <w:r>
       <w:tab/>
       <w:tab/>
-      <w:t>2026-10-25</w:t>
+      <w:t>2026-10-26</w:t>
       <w:br/>
       <w:br/>
     </w:r>

--- a/tillsyn/A 39697-2025 tillsynsbegäran.docx
+++ b/tillsyn/A 39697-2025 tillsynsbegäran.docx
@@ -2291,7 +2291,7 @@
     <w:r>
       <w:tab/>
       <w:tab/>
-      <w:t>2026-10-26</w:t>
+      <w:t>2026-10-27</w:t>
       <w:br/>
       <w:br/>
     </w:r>

--- a/tillsyn/A 39697-2025 tillsynsbegäran.docx
+++ b/tillsyn/A 39697-2025 tillsynsbegäran.docx
@@ -2291,7 +2291,7 @@
     <w:r>
       <w:tab/>
       <w:tab/>
-      <w:t>2026-10-27</w:t>
+      <w:t>2026-10-28</w:t>
       <w:br/>
       <w:br/>
     </w:r>

--- a/tillsyn/A 39697-2025 tillsynsbegäran.docx
+++ b/tillsyn/A 39697-2025 tillsynsbegäran.docx
@@ -2291,7 +2291,7 @@
     <w:r>
       <w:tab/>
       <w:tab/>
-      <w:t>2026-10-28</w:t>
+      <w:t>2026-10-29</w:t>
       <w:br/>
       <w:br/>
     </w:r>

--- a/tillsyn/A 39697-2025 tillsynsbegäran.docx
+++ b/tillsyn/A 39697-2025 tillsynsbegäran.docx
@@ -2291,7 +2291,7 @@
     <w:r>
       <w:tab/>
       <w:tab/>
-      <w:t>2026-10-29</w:t>
+      <w:t>2026-10-31</w:t>
       <w:br/>
       <w:br/>
     </w:r>
